--- a/06_산출물_문서/3계층_지침서/WI-814-01_공급자_심사_수행_지침서.docx
+++ b/06_산출물_문서/3계층_지침서/WI-814-01_공급자_심사_수행_지침서.docx
@@ -270,11 +270,11 @@
     </w:p>
     <w:tbl>
       <w:tblPr>
-        <w:tblW w:w="8788" w:type="dxa"/>
         <w:tblCellMar>
           <w:left w:w="108" w:type="dxa"/>
           <w:right w:w="108" w:type="dxa"/>
         </w:tblCellMar>
+        <w:tblW w:w="8788" w:type="dxa"/>
         <w:tblBorders>
           <w:top w:val="single" w:sz="4" w:color="2E74B5" w:space="0"/>
           <w:left w:val="single" w:sz="4" w:color="2E74B5" w:space="0"/>
@@ -294,13 +294,13 @@
         <w:tc>
           <w:tcPr>
             <w:tcW w:w="1500" w:type="dxa"/>
-            <w:shd w:val="clear" w:color="auto" w:fill="D9D9D9"/>
-            <w:tcMar>
-              <w:top w:w="60" w:type="dxa"/>
-              <w:left w:w="120" w:type="dxa"/>
-              <w:bottom w:w="60" w:type="dxa"/>
-              <w:right w:w="120" w:type="dxa"/>
-            </w:tcMar>
+            <w:tcMar>
+              <w:top w:w="60" w:type="dxa"/>
+              <w:left w:w="120" w:type="dxa"/>
+              <w:bottom w:w="60" w:type="dxa"/>
+              <w:right w:w="120" w:type="dxa"/>
+            </w:tcMar>
+            <w:shd w:val="clear" w:color="auto" w:fill="DEEAF1"/>
           </w:tcPr>
           <w:p>
             <w:pPr>
@@ -320,13 +320,13 @@
         <w:tc>
           <w:tcPr>
             <w:tcW w:w="2800" w:type="dxa"/>
-            <w:shd w:val="clear" w:color="auto" w:fill="D9D9D9"/>
-            <w:tcMar>
-              <w:top w:w="60" w:type="dxa"/>
-              <w:left w:w="120" w:type="dxa"/>
-              <w:bottom w:w="60" w:type="dxa"/>
-              <w:right w:w="120" w:type="dxa"/>
-            </w:tcMar>
+            <w:tcMar>
+              <w:top w:w="60" w:type="dxa"/>
+              <w:left w:w="120" w:type="dxa"/>
+              <w:bottom w:w="60" w:type="dxa"/>
+              <w:right w:w="120" w:type="dxa"/>
+            </w:tcMar>
+            <w:shd w:val="clear" w:color="auto" w:fill="DEEAF1"/>
           </w:tcPr>
           <w:p>
             <w:pPr>
@@ -346,13 +346,13 @@
         <w:tc>
           <w:tcPr>
             <w:tcW w:w="2000" w:type="dxa"/>
-            <w:shd w:val="clear" w:color="auto" w:fill="D9D9D9"/>
-            <w:tcMar>
-              <w:top w:w="60" w:type="dxa"/>
-              <w:left w:w="120" w:type="dxa"/>
-              <w:bottom w:w="60" w:type="dxa"/>
-              <w:right w:w="120" w:type="dxa"/>
-            </w:tcMar>
+            <w:tcMar>
+              <w:top w:w="60" w:type="dxa"/>
+              <w:left w:w="120" w:type="dxa"/>
+              <w:bottom w:w="60" w:type="dxa"/>
+              <w:right w:w="120" w:type="dxa"/>
+            </w:tcMar>
+            <w:shd w:val="clear" w:color="auto" w:fill="DEEAF1"/>
           </w:tcPr>
           <w:p>
             <w:pPr>
@@ -372,13 +372,13 @@
         <w:tc>
           <w:tcPr>
             <w:tcW w:w="2488" w:type="dxa"/>
-            <w:shd w:val="clear" w:color="auto" w:fill="D9D9D9"/>
-            <w:tcMar>
-              <w:top w:w="60" w:type="dxa"/>
-              <w:left w:w="120" w:type="dxa"/>
-              <w:bottom w:w="60" w:type="dxa"/>
-              <w:right w:w="120" w:type="dxa"/>
-            </w:tcMar>
+            <w:tcMar>
+              <w:top w:w="60" w:type="dxa"/>
+              <w:left w:w="120" w:type="dxa"/>
+              <w:bottom w:w="60" w:type="dxa"/>
+              <w:right w:w="120" w:type="dxa"/>
+            </w:tcMar>
+            <w:shd w:val="clear" w:color="auto" w:fill="DEEAF1"/>
           </w:tcPr>
           <w:p>
             <w:pPr>
@@ -1073,14 +1073,12 @@
         </w:trPr>
         <w:tc>
           <w:tcPr>
-            <w:tcW w:w="2460" w:type="dxa"/>
-            <w:tcMar>
-              <w:top w:w="60" w:type="dxa"/>
-              <w:left w:w="120" w:type="dxa"/>
-              <w:bottom w:w="60" w:type="dxa"/>
-              <w:right w:w="120" w:type="dxa"/>
-            </w:tcMar>
-            <w:shd w:val="clear" w:color="auto" w:fill="DEEAF1"/>
+            <w:tcMar>
+              <w:top w:w="60" w:type="dxa"/>
+              <w:left w:w="120" w:type="dxa"/>
+              <w:bottom w:w="60" w:type="dxa"/>
+              <w:right w:w="120" w:type="dxa"/>
+            </w:tcMar>
           </w:tcPr>
           <w:p>
             <w:pPr>
@@ -1094,14 +1092,12 @@
         </w:tc>
         <w:tc>
           <w:tcPr>
-            <w:tcW w:w="6328" w:type="dxa"/>
-            <w:tcMar>
-              <w:top w:w="60" w:type="dxa"/>
-              <w:left w:w="120" w:type="dxa"/>
-              <w:bottom w:w="60" w:type="dxa"/>
-              <w:right w:w="120" w:type="dxa"/>
-            </w:tcMar>
-            <w:shd w:val="clear" w:color="auto" w:fill="DEEAF1"/>
+            <w:tcMar>
+              <w:top w:w="60" w:type="dxa"/>
+              <w:left w:w="120" w:type="dxa"/>
+              <w:bottom w:w="60" w:type="dxa"/>
+              <w:right w:w="120" w:type="dxa"/>
+            </w:tcMar>
           </w:tcPr>
           <w:p>
             <w:pPr>
@@ -1116,9 +1112,7 @@
       </w:tr>
       <w:tr>
         <w:tc>
-          <w:tcPr>
-            <w:tcW w:w="2460" w:type="dxa"/>
-          </w:tcPr>
+          <w:tcPr/>
           <w:p>
             <w:pPr>
               <w:pStyle w:val="Compact"/>
@@ -1130,7 +1124,6 @@
         </w:tc>
         <w:tc>
           <w:tcPr>
-            <w:tcW w:w="6328" w:type="dxa"/>
             <w:tcMar>
               <w:top w:w="60" w:type="dxa"/>
               <w:left w:w="120" w:type="dxa"/>
@@ -1194,9 +1187,7 @@
           </w:p>
         </w:tc>
         <w:tc>
-          <w:tcPr>
-            <w:tcW w:w="6328" w:type="dxa"/>
-          </w:tcPr>
+          <w:tcPr/>
           <w:p>
             <w:pPr>
               <w:pStyle w:val="Compact"/>
@@ -1209,19 +1200,10 @@
       </w:tr>
       <w:tr>
         <w:tc>
-          <w:tcPr>
-            <w:tcW w:w="2460" w:type="dxa"/>
-            <w:tcMar>
-              <w:top w:w="60" w:type="dxa"/>
-              <w:left w:w="120" w:type="dxa"/>
-              <w:bottom w:w="60" w:type="dxa"/>
-              <w:right w:w="120" w:type="dxa"/>
-            </w:tcMar>
-          </w:tcPr>
-          <w:p>
-            <w:pPr>
-              <w:pStyle w:val="Compact"/>
-              <w:wordWrap w:val="1"/>
+          <w:tcPr/>
+          <w:p>
+            <w:pPr>
+              <w:pStyle w:val="Compact"/>
             </w:pPr>
             <w:r>
               <w:t xml:space="preserve">QF-808-01</w:t>
@@ -1314,18 +1296,10 @@
       </w:tr>
       <w:tr>
         <w:tc>
-          <w:tcPr>
-            <w:tcMar>
-              <w:top w:w="60" w:type="dxa"/>
-              <w:left w:w="120" w:type="dxa"/>
-              <w:bottom w:w="60" w:type="dxa"/>
-              <w:right w:w="120" w:type="dxa"/>
-            </w:tcMar>
-          </w:tcPr>
-          <w:p>
-            <w:pPr>
-              <w:pStyle w:val="Compact"/>
-              <w:wordWrap w:val="1"/>
+          <w:tcPr/>
+          <w:p>
+            <w:pPr>
+              <w:pStyle w:val="Compact"/>
             </w:pPr>
             <w:r>
               <w:t xml:space="preserve">ISO. IATF 문서 폴더 21</w:t>
@@ -1333,18 +1307,10 @@
           </w:p>
         </w:tc>
         <w:tc>
-          <w:tcPr>
-            <w:tcMar>
-              <w:top w:w="60" w:type="dxa"/>
-              <w:left w:w="120" w:type="dxa"/>
-              <w:bottom w:w="60" w:type="dxa"/>
-              <w:right w:w="120" w:type="dxa"/>
-            </w:tcMar>
-          </w:tcPr>
-          <w:p>
-            <w:pPr>
-              <w:pStyle w:val="Compact"/>
-              <w:wordWrap w:val="1"/>
+          <w:tcPr/>
+          <w:p>
+            <w:pPr>
+              <w:pStyle w:val="Compact"/>
             </w:pPr>
             <w:r>
               <w:t xml:space="preserve">공급자 심사 양식 (참조)</w:t>
@@ -1388,7 +1354,7 @@
         </w:trPr>
         <w:tc>
           <w:tcPr>
-            <w:tcW w:w="2460" w:type="dxa"/>
+            <w:tcW w:w="2255" w:type="dxa"/>
             <w:tcMar>
               <w:top w:w="60" w:type="dxa"/>
               <w:left w:w="120" w:type="dxa"/>
@@ -1409,7 +1375,7 @@
         </w:tc>
         <w:tc>
           <w:tcPr>
-            <w:tcW w:w="6328" w:type="dxa"/>
+            <w:tcW w:w="6533" w:type="dxa"/>
             <w:tcMar>
               <w:top w:w="60" w:type="dxa"/>
               <w:left w:w="120" w:type="dxa"/>
@@ -1431,9 +1397,7 @@
       </w:tr>
       <w:tr>
         <w:tc>
-          <w:tcPr>
-            <w:tcW w:w="2460" w:type="dxa"/>
-          </w:tcPr>
+          <w:tcPr/>
           <w:p>
             <w:pPr>
               <w:pStyle w:val="Compact"/>
@@ -1445,7 +1409,7 @@
         </w:tc>
         <w:tc>
           <w:tcPr>
-            <w:tcW w:w="6328" w:type="dxa"/>
+            <w:tcW w:w="6533" w:type="dxa"/>
             <w:tcMar>
               <w:top w:w="60" w:type="dxa"/>
               <w:left w:w="120" w:type="dxa"/>
@@ -1478,6 +1442,7 @@
         </w:tc>
         <w:tc>
           <w:tcPr>
+            <w:tcW w:w="6533" w:type="dxa"/>
             <w:tcMar>
               <w:top w:w="60" w:type="dxa"/>
               <w:left w:w="120" w:type="dxa"/>
@@ -1509,9 +1474,7 @@
           </w:p>
         </w:tc>
         <w:tc>
-          <w:tcPr>
-            <w:tcW w:w="6328" w:type="dxa"/>
-          </w:tcPr>
+          <w:tcPr/>
           <w:p>
             <w:pPr>
               <w:pStyle w:val="Compact"/>
@@ -1524,19 +1487,10 @@
       </w:tr>
       <w:tr>
         <w:tc>
-          <w:tcPr>
-            <w:tcW w:w="2460" w:type="dxa"/>
-            <w:tcMar>
-              <w:top w:w="60" w:type="dxa"/>
-              <w:left w:w="120" w:type="dxa"/>
-              <w:bottom w:w="60" w:type="dxa"/>
-              <w:right w:w="120" w:type="dxa"/>
-            </w:tcMar>
-          </w:tcPr>
-          <w:p>
-            <w:pPr>
-              <w:pStyle w:val="Compact"/>
-              <w:wordWrap w:val="1"/>
+          <w:tcPr/>
+          <w:p>
+            <w:pPr>
+              <w:pStyle w:val="Compact"/>
             </w:pPr>
             <w:r>
               <w:t xml:space="preserve">부적합(NC)</w:t>
@@ -1544,10 +1498,19 @@
           </w:p>
         </w:tc>
         <w:tc>
-          <w:tcPr/>
-          <w:p>
-            <w:pPr>
-              <w:pStyle w:val="Compact"/>
+          <w:tcPr>
+            <w:tcW w:w="6533" w:type="dxa"/>
+            <w:tcMar>
+              <w:top w:w="60" w:type="dxa"/>
+              <w:left w:w="120" w:type="dxa"/>
+              <w:bottom w:w="60" w:type="dxa"/>
+              <w:right w:w="120" w:type="dxa"/>
+            </w:tcMar>
+          </w:tcPr>
+          <w:p>
+            <w:pPr>
+              <w:pStyle w:val="Compact"/>
+              <w:wordWrap w:val="1"/>
             </w:pPr>
             <w:r>
               <w:t xml:space="preserve">요구사항에 적합하지 않은 상태</w:t>
@@ -1581,18 +1544,10 @@
       </w:tr>
       <w:tr>
         <w:tc>
-          <w:tcPr>
-            <w:tcMar>
-              <w:top w:w="60" w:type="dxa"/>
-              <w:left w:w="120" w:type="dxa"/>
-              <w:bottom w:w="60" w:type="dxa"/>
-              <w:right w:w="120" w:type="dxa"/>
-            </w:tcMar>
-          </w:tcPr>
-          <w:p>
-            <w:pPr>
-              <w:pStyle w:val="Compact"/>
-              <w:wordWrap w:val="1"/>
+          <w:tcPr/>
+          <w:p>
+            <w:pPr>
+              <w:pStyle w:val="Compact"/>
             </w:pPr>
             <w:r>
               <w:t xml:space="preserve">특수공정</w:t>
@@ -1600,18 +1555,10 @@
           </w:p>
         </w:tc>
         <w:tc>
-          <w:tcPr>
-            <w:tcMar>
-              <w:top w:w="60" w:type="dxa"/>
-              <w:left w:w="120" w:type="dxa"/>
-              <w:bottom w:w="60" w:type="dxa"/>
-              <w:right w:w="120" w:type="dxa"/>
-            </w:tcMar>
-          </w:tcPr>
-          <w:p>
-            <w:pPr>
-              <w:pStyle w:val="Compact"/>
-              <w:wordWrap w:val="1"/>
+          <w:tcPr/>
+          <w:p>
+            <w:pPr>
+              <w:pStyle w:val="Compact"/>
             </w:pPr>
             <w:r>
               <w:t xml:space="preserve">결과물을 사후 검증만으로 확인할 수 없는 공정 (용접, 열처리, 도금, NDT 등)</w:t>
@@ -2478,7 +2425,7 @@
         </w:trPr>
         <w:tc>
           <w:tcPr>
-            <w:tcW w:w="2460" w:type="dxa"/>
+            <w:tcW w:w="1878" w:type="dxa"/>
             <w:tcMar>
               <w:top w:w="60" w:type="dxa"/>
               <w:left w:w="120" w:type="dxa"/>
@@ -2499,7 +2446,7 @@
         </w:tc>
         <w:tc>
           <w:tcPr>
-            <w:tcW w:w="6328" w:type="dxa"/>
+            <w:tcW w:w="6910" w:type="dxa"/>
             <w:tcMar>
               <w:top w:w="60" w:type="dxa"/>
               <w:left w:w="120" w:type="dxa"/>
@@ -2521,9 +2468,7 @@
       </w:tr>
       <w:tr>
         <w:tc>
-          <w:tcPr>
-            <w:tcW w:w="2460" w:type="dxa"/>
-          </w:tcPr>
+          <w:tcPr/>
           <w:p>
             <w:pPr>
               <w:pStyle w:val="Compact"/>
@@ -2535,7 +2480,7 @@
         </w:tc>
         <w:tc>
           <w:tcPr>
-            <w:tcW w:w="6328" w:type="dxa"/>
+            <w:tcW w:w="6910" w:type="dxa"/>
             <w:tcMar>
               <w:top w:w="60" w:type="dxa"/>
               <w:left w:w="120" w:type="dxa"/>
@@ -2568,6 +2513,7 @@
         </w:tc>
         <w:tc>
           <w:tcPr>
+            <w:tcW w:w="6910" w:type="dxa"/>
             <w:tcMar>
               <w:top w:w="60" w:type="dxa"/>
               <w:left w:w="120" w:type="dxa"/>
@@ -2599,9 +2545,7 @@
           </w:p>
         </w:tc>
         <w:tc>
-          <w:tcPr>
-            <w:tcW w:w="6328" w:type="dxa"/>
-          </w:tcPr>
+          <w:tcPr/>
           <w:p>
             <w:pPr>
               <w:pStyle w:val="Compact"/>
@@ -2614,19 +2558,10 @@
       </w:tr>
       <w:tr>
         <w:tc>
-          <w:tcPr>
-            <w:tcW w:w="2460" w:type="dxa"/>
-            <w:tcMar>
-              <w:top w:w="60" w:type="dxa"/>
-              <w:left w:w="120" w:type="dxa"/>
-              <w:bottom w:w="60" w:type="dxa"/>
-              <w:right w:w="120" w:type="dxa"/>
-            </w:tcMar>
-          </w:tcPr>
-          <w:p>
-            <w:pPr>
-              <w:pStyle w:val="Compact"/>
-              <w:wordWrap w:val="1"/>
+          <w:tcPr/>
+          <w:p>
+            <w:pPr>
+              <w:pStyle w:val="Compact"/>
             </w:pPr>
             <w:r>
               <w:t xml:space="preserve">전문성</w:t>
@@ -2635,6 +2570,7 @@
         </w:tc>
         <w:tc>
           <w:tcPr>
+            <w:tcW w:w="6910" w:type="dxa"/>
             <w:tcMar>
               <w:top w:w="60" w:type="dxa"/>
               <w:left w:w="120" w:type="dxa"/>
@@ -2765,7 +2701,7 @@
         </w:trPr>
         <w:tc>
           <w:tcPr>
-            <w:tcW w:w="2460" w:type="dxa"/>
+            <w:tcW w:w="3000" w:type="dxa"/>
             <w:tcMar>
               <w:top w:w="60" w:type="dxa"/>
               <w:left w:w="120" w:type="dxa"/>
@@ -2786,7 +2722,7 @@
         </w:tc>
         <w:tc>
           <w:tcPr>
-            <w:tcW w:w="6328" w:type="dxa"/>
+            <w:tcW w:w="5788" w:type="dxa"/>
             <w:tcMar>
               <w:top w:w="60" w:type="dxa"/>
               <w:left w:w="120" w:type="dxa"/>
@@ -2808,9 +2744,7 @@
       </w:tr>
       <w:tr>
         <w:tc>
-          <w:tcPr>
-            <w:tcW w:w="2460" w:type="dxa"/>
-          </w:tcPr>
+          <w:tcPr/>
           <w:p>
             <w:pPr>
               <w:pStyle w:val="Compact"/>
@@ -2822,7 +2756,7 @@
         </w:tc>
         <w:tc>
           <w:tcPr>
-            <w:tcW w:w="6328" w:type="dxa"/>
+            <w:tcW w:w="5788" w:type="dxa"/>
             <w:tcMar>
               <w:top w:w="60" w:type="dxa"/>
               <w:left w:w="120" w:type="dxa"/>
@@ -2855,6 +2789,7 @@
         </w:tc>
         <w:tc>
           <w:tcPr>
+            <w:tcW w:w="5788" w:type="dxa"/>
             <w:tcMar>
               <w:top w:w="60" w:type="dxa"/>
               <w:left w:w="120" w:type="dxa"/>
@@ -2886,9 +2821,7 @@
           </w:p>
         </w:tc>
         <w:tc>
-          <w:tcPr>
-            <w:tcW w:w="6328" w:type="dxa"/>
-          </w:tcPr>
+          <w:tcPr/>
           <w:p>
             <w:pPr>
               <w:pStyle w:val="Compact"/>
@@ -2901,19 +2834,10 @@
       </w:tr>
       <w:tr>
         <w:tc>
-          <w:tcPr>
-            <w:tcW w:w="2460" w:type="dxa"/>
-            <w:tcMar>
-              <w:top w:w="60" w:type="dxa"/>
-              <w:left w:w="120" w:type="dxa"/>
-              <w:bottom w:w="60" w:type="dxa"/>
-              <w:right w:w="120" w:type="dxa"/>
-            </w:tcMar>
-          </w:tcPr>
-          <w:p>
-            <w:pPr>
-              <w:pStyle w:val="Compact"/>
-              <w:wordWrap w:val="1"/>
+          <w:tcPr/>
+          <w:p>
+            <w:pPr>
+              <w:pStyle w:val="Compact"/>
             </w:pPr>
             <w:r>
               <w:t xml:space="preserve">납기 관리</w:t>
@@ -2921,10 +2845,19 @@
           </w:p>
         </w:tc>
         <w:tc>
-          <w:tcPr/>
-          <w:p>
-            <w:pPr>
-              <w:pStyle w:val="Compact"/>
+          <w:tcPr>
+            <w:tcW w:w="5788" w:type="dxa"/>
+            <w:tcMar>
+              <w:top w:w="60" w:type="dxa"/>
+              <w:left w:w="120" w:type="dxa"/>
+              <w:bottom w:w="60" w:type="dxa"/>
+              <w:right w:w="120" w:type="dxa"/>
+            </w:tcMar>
+          </w:tcPr>
+          <w:p>
+            <w:pPr>
+              <w:pStyle w:val="Compact"/>
+              <w:wordWrap w:val="1"/>
             </w:pPr>
             <w:r>
               <w:t xml:space="preserve">납기 준수율, 생산 계획, 재고 관리</w:t>
@@ -3006,18 +2939,10 @@
       </w:tr>
       <w:tr>
         <w:tc>
-          <w:tcPr>
-            <w:tcMar>
-              <w:top w:w="60" w:type="dxa"/>
-              <w:left w:w="120" w:type="dxa"/>
-              <w:bottom w:w="60" w:type="dxa"/>
-              <w:right w:w="120" w:type="dxa"/>
-            </w:tcMar>
-          </w:tcPr>
-          <w:p>
-            <w:pPr>
-              <w:pStyle w:val="Compact"/>
-              <w:wordWrap w:val="1"/>
+          <w:tcPr/>
+          <w:p>
+            <w:pPr>
+              <w:pStyle w:val="Compact"/>
             </w:pPr>
             <w:r>
               <w:t xml:space="preserve">이물질(FOD) 관리</w:t>
@@ -3025,18 +2950,10 @@
           </w:p>
         </w:tc>
         <w:tc>
-          <w:tcPr>
-            <w:tcMar>
-              <w:top w:w="60" w:type="dxa"/>
-              <w:left w:w="120" w:type="dxa"/>
-              <w:bottom w:w="60" w:type="dxa"/>
-              <w:right w:w="120" w:type="dxa"/>
-            </w:tcMar>
-          </w:tcPr>
-          <w:p>
-            <w:pPr>
-              <w:pStyle w:val="Compact"/>
-              <w:wordWrap w:val="1"/>
+          <w:tcPr/>
+          <w:p>
+            <w:pPr>
+              <w:pStyle w:val="Compact"/>
             </w:pPr>
             <w:r>
               <w:t xml:space="preserve">작업환경 청결, FOD 방지 절차</w:t>
@@ -3655,18 +3572,10 @@
       </w:tr>
       <w:tr>
         <w:tc>
-          <w:tcPr>
-            <w:tcMar>
-              <w:top w:w="60" w:type="dxa"/>
-              <w:left w:w="120" w:type="dxa"/>
-              <w:bottom w:w="60" w:type="dxa"/>
-              <w:right w:w="120" w:type="dxa"/>
-            </w:tcMar>
-          </w:tcPr>
-          <w:p>
-            <w:pPr>
-              <w:pStyle w:val="Compact"/>
-              <w:wordWrap w:val="1"/>
+          <w:tcPr/>
+          <w:p>
+            <w:pPr>
+              <w:pStyle w:val="Compact"/>
             </w:pPr>
             <w:r>
               <w:t xml:space="preserve">90~100점</w:t>
@@ -3674,18 +3583,10 @@
           </w:p>
         </w:tc>
         <w:tc>
-          <w:tcPr>
-            <w:tcMar>
-              <w:top w:w="60" w:type="dxa"/>
-              <w:left w:w="120" w:type="dxa"/>
-              <w:bottom w:w="60" w:type="dxa"/>
-              <w:right w:w="120" w:type="dxa"/>
-            </w:tcMar>
-          </w:tcPr>
-          <w:p>
-            <w:pPr>
-              <w:pStyle w:val="Compact"/>
-              <w:wordWrap w:val="1"/>
+          <w:tcPr/>
+          <w:p>
+            <w:pPr>
+              <w:pStyle w:val="Compact"/>
             </w:pPr>
             <w:r>
               <w:t xml:space="preserve">A (우수)</w:t>
@@ -3693,18 +3594,10 @@
           </w:p>
         </w:tc>
         <w:tc>
-          <w:tcPr>
-            <w:tcMar>
-              <w:top w:w="60" w:type="dxa"/>
-              <w:left w:w="120" w:type="dxa"/>
-              <w:bottom w:w="60" w:type="dxa"/>
-              <w:right w:w="120" w:type="dxa"/>
-            </w:tcMar>
-          </w:tcPr>
-          <w:p>
-            <w:pPr>
-              <w:pStyle w:val="Compact"/>
-              <w:wordWrap w:val="1"/>
+          <w:tcPr/>
+          <w:p>
+            <w:pPr>
+              <w:pStyle w:val="Compact"/>
             </w:pPr>
             <w:r>
               <w:t xml:space="preserve">합격</w:t>
@@ -4271,7 +4164,7 @@
         </w:trPr>
         <w:tc>
           <w:tcPr>
-            <w:tcW w:w="2460" w:type="dxa"/>
+            <w:tcW w:w="3000" w:type="dxa"/>
             <w:tcMar>
               <w:top w:w="60" w:type="dxa"/>
               <w:left w:w="120" w:type="dxa"/>
@@ -4292,7 +4185,7 @@
         </w:tc>
         <w:tc>
           <w:tcPr>
-            <w:tcW w:w="6328" w:type="dxa"/>
+            <w:tcW w:w="5788" w:type="dxa"/>
             <w:tcMar>
               <w:top w:w="60" w:type="dxa"/>
               <w:left w:w="120" w:type="dxa"/>
@@ -4314,9 +4207,7 @@
       </w:tr>
       <w:tr>
         <w:tc>
-          <w:tcPr>
-            <w:tcW w:w="2460" w:type="dxa"/>
-          </w:tcPr>
+          <w:tcPr/>
           <w:p>
             <w:pPr>
               <w:pStyle w:val="Compact"/>
@@ -4328,7 +4219,7 @@
         </w:tc>
         <w:tc>
           <w:tcPr>
-            <w:tcW w:w="6328" w:type="dxa"/>
+            <w:tcW w:w="5788" w:type="dxa"/>
             <w:tcMar>
               <w:top w:w="60" w:type="dxa"/>
               <w:left w:w="120" w:type="dxa"/>
@@ -4361,6 +4252,7 @@
         </w:tc>
         <w:tc>
           <w:tcPr>
+            <w:tcW w:w="5788" w:type="dxa"/>
             <w:tcMar>
               <w:top w:w="60" w:type="dxa"/>
               <w:left w:w="120" w:type="dxa"/>
@@ -4381,18 +4273,10 @@
       </w:tr>
       <w:tr>
         <w:tc>
-          <w:tcPr>
-            <w:tcMar>
-              <w:top w:w="60" w:type="dxa"/>
-              <w:left w:w="120" w:type="dxa"/>
-              <w:bottom w:w="60" w:type="dxa"/>
-              <w:right w:w="120" w:type="dxa"/>
-            </w:tcMar>
-          </w:tcPr>
-          <w:p>
-            <w:pPr>
-              <w:pStyle w:val="Compact"/>
-              <w:wordWrap w:val="1"/>
+          <w:tcPr/>
+          <w:p>
+            <w:pPr>
+              <w:pStyle w:val="Compact"/>
             </w:pPr>
             <w:r>
               <w:t xml:space="preserve">관찰사항 (OBS)</w:t>
@@ -4401,7 +4285,6 @@
         </w:tc>
         <w:tc>
           <w:tcPr>
-            <w:tcW w:w="6328" w:type="dxa"/>
             <w:tcMar>
               <w:top w:w="60" w:type="dxa"/>
               <w:left w:w="120" w:type="dxa"/>
@@ -4474,7 +4357,7 @@
         </w:trPr>
         <w:tc>
           <w:tcPr>
-            <w:tcW w:w="2460" w:type="dxa"/>
+            <w:tcW w:w="2983" w:type="dxa"/>
             <w:tcMar>
               <w:top w:w="60" w:type="dxa"/>
               <w:left w:w="120" w:type="dxa"/>
@@ -4495,7 +4378,7 @@
         </w:tc>
         <w:tc>
           <w:tcPr>
-            <w:tcW w:w="6328" w:type="dxa"/>
+            <w:tcW w:w="5805" w:type="dxa"/>
             <w:tcMar>
               <w:top w:w="60" w:type="dxa"/>
               <w:left w:w="120" w:type="dxa"/>
@@ -4518,7 +4401,7 @@
       <w:tr>
         <w:tc>
           <w:tcPr>
-            <w:tcW w:w="2460" w:type="dxa"/>
+            <w:tcW w:w="2983" w:type="dxa"/>
           </w:tcPr>
           <w:p>
             <w:pPr>
@@ -4531,7 +4414,7 @@
         </w:tc>
         <w:tc>
           <w:tcPr>
-            <w:tcW w:w="6328" w:type="dxa"/>
+            <w:tcW w:w="5805" w:type="dxa"/>
             <w:tcMar>
               <w:top w:w="60" w:type="dxa"/>
               <w:left w:w="120" w:type="dxa"/>
@@ -4564,6 +4447,7 @@
         </w:tc>
         <w:tc>
           <w:tcPr>
+            <w:tcW w:w="5805" w:type="dxa"/>
             <w:tcMar>
               <w:top w:w="60" w:type="dxa"/>
               <w:left w:w="120" w:type="dxa"/>
@@ -4596,7 +4480,7 @@
         </w:tc>
         <w:tc>
           <w:tcPr>
-            <w:tcW w:w="6328" w:type="dxa"/>
+            <w:tcW w:w="5805" w:type="dxa"/>
           </w:tcPr>
           <w:p>
             <w:pPr>
@@ -4610,19 +4494,10 @@
       </w:tr>
       <w:tr>
         <w:tc>
-          <w:tcPr>
-            <w:tcW w:w="2460" w:type="dxa"/>
-            <w:tcMar>
-              <w:top w:w="60" w:type="dxa"/>
-              <w:left w:w="120" w:type="dxa"/>
-              <w:bottom w:w="60" w:type="dxa"/>
-              <w:right w:w="120" w:type="dxa"/>
-            </w:tcMar>
-          </w:tcPr>
-          <w:p>
-            <w:pPr>
-              <w:pStyle w:val="Compact"/>
-              <w:wordWrap w:val="1"/>
+          <w:tcPr/>
+          <w:p>
+            <w:pPr>
+              <w:pStyle w:val="Compact"/>
             </w:pPr>
             <w:r>
               <w:t xml:space="preserve">관찰사항</w:t>
@@ -4654,10 +4529,19 @@
           </w:p>
         </w:tc>
         <w:tc>
-          <w:tcPr/>
-          <w:p>
-            <w:pPr>
-              <w:pStyle w:val="Compact"/>
+          <w:tcPr>
+            <w:tcW w:w="5805" w:type="dxa"/>
+            <w:tcMar>
+              <w:top w:w="60" w:type="dxa"/>
+              <w:left w:w="120" w:type="dxa"/>
+              <w:bottom w:w="60" w:type="dxa"/>
+              <w:right w:w="120" w:type="dxa"/>
+            </w:tcMar>
+          </w:tcPr>
+          <w:p>
+            <w:pPr>
+              <w:pStyle w:val="Compact"/>
+              <w:wordWrap w:val="1"/>
             </w:pPr>
             <w:r>
               <w:t xml:space="preserve">공급자의 우수 사례</w:t>
@@ -4739,18 +4623,10 @@
       </w:tr>
       <w:tr>
         <w:tc>
-          <w:tcPr>
-            <w:tcMar>
-              <w:top w:w="60" w:type="dxa"/>
-              <w:left w:w="120" w:type="dxa"/>
-              <w:bottom w:w="60" w:type="dxa"/>
-              <w:right w:w="120" w:type="dxa"/>
-            </w:tcMar>
-          </w:tcPr>
-          <w:p>
-            <w:pPr>
-              <w:pStyle w:val="Compact"/>
-              <w:wordWrap w:val="1"/>
+          <w:tcPr/>
+          <w:p>
+            <w:pPr>
+              <w:pStyle w:val="Compact"/>
             </w:pPr>
             <w:r>
               <w:t xml:space="preserve">첨부</w:t>
@@ -4758,18 +4634,10 @@
           </w:p>
         </w:tc>
         <w:tc>
-          <w:tcPr>
-            <w:tcMar>
-              <w:top w:w="60" w:type="dxa"/>
-              <w:left w:w="120" w:type="dxa"/>
-              <w:bottom w:w="60" w:type="dxa"/>
-              <w:right w:w="120" w:type="dxa"/>
-            </w:tcMar>
-          </w:tcPr>
-          <w:p>
-            <w:pPr>
-              <w:pStyle w:val="Compact"/>
-              <w:wordWrap w:val="1"/>
+          <w:tcPr/>
+          <w:p>
+            <w:pPr>
+              <w:pStyle w:val="Compact"/>
             </w:pPr>
             <w:r>
               <w:t xml:space="preserve">체크리스트, 사진, 증빙 자료</w:t>
@@ -4996,7 +4864,7 @@
         </w:trPr>
         <w:tc>
           <w:tcPr>
-            <w:tcW w:w="2460" w:type="dxa"/>
+            <w:tcW w:w="1618" w:type="dxa"/>
             <w:tcMar>
               <w:top w:w="60" w:type="dxa"/>
               <w:left w:w="120" w:type="dxa"/>
@@ -5017,7 +4885,7 @@
         </w:tc>
         <w:tc>
           <w:tcPr>
-            <w:tcW w:w="6328" w:type="dxa"/>
+            <w:tcW w:w="7170" w:type="dxa"/>
             <w:tcMar>
               <w:top w:w="60" w:type="dxa"/>
               <w:left w:w="120" w:type="dxa"/>
@@ -5039,9 +4907,7 @@
       </w:tr>
       <w:tr>
         <w:tc>
-          <w:tcPr>
-            <w:tcW w:w="2460" w:type="dxa"/>
-          </w:tcPr>
+          <w:tcPr/>
           <w:p>
             <w:pPr>
               <w:pStyle w:val="Compact"/>
@@ -5053,7 +4919,7 @@
         </w:tc>
         <w:tc>
           <w:tcPr>
-            <w:tcW w:w="6328" w:type="dxa"/>
+            <w:tcW w:w="7170" w:type="dxa"/>
             <w:tcMar>
               <w:top w:w="60" w:type="dxa"/>
               <w:left w:w="120" w:type="dxa"/>
@@ -5086,6 +4952,7 @@
         </w:tc>
         <w:tc>
           <w:tcPr>
+            <w:tcW w:w="7170" w:type="dxa"/>
             <w:tcMar>
               <w:top w:w="60" w:type="dxa"/>
               <w:left w:w="120" w:type="dxa"/>
@@ -5117,9 +4984,7 @@
           </w:p>
         </w:tc>
         <w:tc>
-          <w:tcPr>
-            <w:tcW w:w="6328" w:type="dxa"/>
-          </w:tcPr>
+          <w:tcPr/>
           <w:p>
             <w:pPr>
               <w:pStyle w:val="Compact"/>
@@ -5132,19 +4997,10 @@
       </w:tr>
       <w:tr>
         <w:tc>
-          <w:tcPr>
-            <w:tcW w:w="2460" w:type="dxa"/>
-            <w:tcMar>
-              <w:top w:w="60" w:type="dxa"/>
-              <w:left w:w="120" w:type="dxa"/>
-              <w:bottom w:w="60" w:type="dxa"/>
-              <w:right w:w="120" w:type="dxa"/>
-            </w:tcMar>
-          </w:tcPr>
-          <w:p>
-            <w:pPr>
-              <w:pStyle w:val="Compact"/>
-              <w:wordWrap w:val="1"/>
+          <w:tcPr/>
+          <w:p>
+            <w:pPr>
+              <w:pStyle w:val="Compact"/>
             </w:pPr>
             <w:r>
               <w:t xml:space="preserve">D</w:t>
@@ -5152,10 +5008,19 @@
           </w:p>
         </w:tc>
         <w:tc>
-          <w:tcPr/>
-          <w:p>
-            <w:pPr>
-              <w:pStyle w:val="Compact"/>
+          <w:tcPr>
+            <w:tcW w:w="7170" w:type="dxa"/>
+            <w:tcMar>
+              <w:top w:w="60" w:type="dxa"/>
+              <w:left w:w="120" w:type="dxa"/>
+              <w:bottom w:w="60" w:type="dxa"/>
+              <w:right w:w="120" w:type="dxa"/>
+            </w:tcMar>
+          </w:tcPr>
+          <w:p>
+            <w:pPr>
+              <w:pStyle w:val="Compact"/>
+              <w:wordWrap w:val="1"/>
             </w:pPr>
             <w:r>
               <w:t xml:space="preserve">ASL 보류, 거래 축소</w:t>
@@ -5165,18 +5030,10 @@
       </w:tr>
       <w:tr>
         <w:tc>
-          <w:tcPr>
-            <w:tcMar>
-              <w:top w:w="60" w:type="dxa"/>
-              <w:left w:w="120" w:type="dxa"/>
-              <w:bottom w:w="60" w:type="dxa"/>
-              <w:right w:w="120" w:type="dxa"/>
-            </w:tcMar>
-          </w:tcPr>
-          <w:p>
-            <w:pPr>
-              <w:pStyle w:val="Compact"/>
-              <w:wordWrap w:val="1"/>
+          <w:tcPr/>
+          <w:p>
+            <w:pPr>
+              <w:pStyle w:val="Compact"/>
             </w:pPr>
             <w:r>
               <w:t xml:space="preserve">F</w:t>
@@ -5184,18 +5041,10 @@
           </w:p>
         </w:tc>
         <w:tc>
-          <w:tcPr>
-            <w:tcMar>
-              <w:top w:w="60" w:type="dxa"/>
-              <w:left w:w="120" w:type="dxa"/>
-              <w:bottom w:w="60" w:type="dxa"/>
-              <w:right w:w="120" w:type="dxa"/>
-            </w:tcMar>
-          </w:tcPr>
-          <w:p>
-            <w:pPr>
-              <w:pStyle w:val="Compact"/>
-              <w:wordWrap w:val="1"/>
+          <w:tcPr/>
+          <w:p>
+            <w:pPr>
+              <w:pStyle w:val="Compact"/>
             </w:pPr>
             <w:r>
               <w:t xml:space="preserve">ASL 삭제 또는 거래 중단</w:t>
@@ -5306,7 +5155,7 @@
         </w:trPr>
         <w:tc>
           <w:tcPr>
-            <w:tcW w:w="2460" w:type="dxa"/>
+            <w:tcW w:w="1618" w:type="dxa"/>
             <w:tcMar>
               <w:top w:w="60" w:type="dxa"/>
               <w:left w:w="120" w:type="dxa"/>
@@ -5327,7 +5176,7 @@
         </w:tc>
         <w:tc>
           <w:tcPr>
-            <w:tcW w:w="6328" w:type="dxa"/>
+            <w:tcW w:w="7170" w:type="dxa"/>
             <w:tcMar>
               <w:top w:w="60" w:type="dxa"/>
               <w:left w:w="120" w:type="dxa"/>
@@ -5349,9 +5198,7 @@
       </w:tr>
       <w:tr>
         <w:tc>
-          <w:tcPr>
-            <w:tcW w:w="2460" w:type="dxa"/>
-          </w:tcPr>
+          <w:tcPr/>
           <w:p>
             <w:pPr>
               <w:pStyle w:val="Compact"/>
@@ -5363,7 +5210,7 @@
         </w:tc>
         <w:tc>
           <w:tcPr>
-            <w:tcW w:w="6328" w:type="dxa"/>
+            <w:tcW w:w="7170" w:type="dxa"/>
             <w:tcMar>
               <w:top w:w="60" w:type="dxa"/>
               <w:left w:w="120" w:type="dxa"/>
@@ -5396,6 +5243,7 @@
         </w:tc>
         <w:tc>
           <w:tcPr>
+            <w:tcW w:w="7170" w:type="dxa"/>
             <w:tcMar>
               <w:top w:w="60" w:type="dxa"/>
               <w:left w:w="120" w:type="dxa"/>
@@ -5427,9 +5275,7 @@
           </w:p>
         </w:tc>
         <w:tc>
-          <w:tcPr>
-            <w:tcW w:w="6328" w:type="dxa"/>
-          </w:tcPr>
+          <w:tcPr/>
           <w:p>
             <w:pPr>
               <w:pStyle w:val="Compact"/>
@@ -5442,19 +5288,10 @@
       </w:tr>
       <w:tr>
         <w:tc>
-          <w:tcPr>
-            <w:tcW w:w="2460" w:type="dxa"/>
-            <w:tcMar>
-              <w:top w:w="60" w:type="dxa"/>
-              <w:left w:w="120" w:type="dxa"/>
-              <w:bottom w:w="60" w:type="dxa"/>
-              <w:right w:w="120" w:type="dxa"/>
-            </w:tcMar>
-          </w:tcPr>
-          <w:p>
-            <w:pPr>
-              <w:pStyle w:val="Compact"/>
-              <w:wordWrap w:val="1"/>
+          <w:tcPr/>
+          <w:p>
+            <w:pPr>
+              <w:pStyle w:val="Compact"/>
             </w:pPr>
             <w:r>
               <w:t xml:space="preserve">증빙</w:t>
@@ -5463,6 +5300,7 @@
         </w:tc>
         <w:tc>
           <w:tcPr>
+            <w:tcW w:w="7170" w:type="dxa"/>
             <w:tcMar>
               <w:top w:w="60" w:type="dxa"/>
               <w:left w:w="120" w:type="dxa"/>
@@ -6325,8 +6163,8 @@
     <w:rPrDefault>
       <w:rPr>
         <w:rFonts w:asciiTheme="minorHAnsi" w:cstheme="minorBidi" w:eastAsiaTheme="minorEastAsia" w:hAnsiTheme="minorHAnsi"/>
-        <w:sz w:val="24"/>
-        <w:szCs w:val="24"/>
+        <w:sz w:val="20"/>
+        <w:szCs w:val="20"/>
         <w:lang w:bidi="ar-SA" w:eastAsia="zh-CN" w:val="en-US"/>
       </w:rPr>
     </w:rPrDefault>
@@ -6394,8 +6232,8 @@
     </w:pPr>
     <w:rPr>
       <w:rFonts w:asciiTheme="majorHAnsi" w:cstheme="majorBidi" w:eastAsiaTheme="majorEastAsia" w:hAnsiTheme="majorHAnsi"/>
-      <w:sz w:val="56"/>
-      <w:szCs w:val="56"/>
+      <w:sz w:val="44"/>
+      <w:szCs w:val="44"/>
     </w:rPr>
   </w:style>
   <w:style w:customStyle="1" w:styleId="TitleChar" w:type="character">
@@ -6406,8 +6244,8 @@
     <w:rsid w:val="00A10FD9"/>
     <w:rPr>
       <w:rFonts w:asciiTheme="majorHAnsi" w:cstheme="majorBidi" w:eastAsiaTheme="majorEastAsia" w:hAnsiTheme="majorHAnsi"/>
-      <w:sz w:val="56"/>
-      <w:szCs w:val="56"/>
+      <w:sz w:val="44"/>
+      <w:szCs w:val="44"/>
     </w:rPr>
   </w:style>
   <w:style w:styleId="Subtitle" w:type="paragraph">
@@ -6529,8 +6367,8 @@
     <w:rPr>
       <w:rFonts w:asciiTheme="majorHAnsi" w:cstheme="majorBidi" w:eastAsiaTheme="majorEastAsia" w:hAnsiTheme="majorHAnsi"/>
       <w:color w:themeColor="accent1" w:themeShade="BF" w:val="0F4761"/>
-      <w:sz w:val="40"/>
-      <w:szCs w:val="40"/>
+      <w:sz w:val="32"/>
+      <w:szCs w:val="32"/>
     </w:rPr>
   </w:style>
   <w:style w:styleId="Heading2" w:type="paragraph">
@@ -6720,8 +6558,8 @@
     <w:rPr>
       <w:rFonts w:asciiTheme="majorHAnsi" w:cstheme="majorBidi" w:eastAsiaTheme="majorEastAsia" w:hAnsiTheme="majorHAnsi"/>
       <w:color w:themeColor="accent1" w:themeShade="BF" w:val="0F4761"/>
-      <w:sz w:val="40"/>
-      <w:szCs w:val="40"/>
+      <w:sz w:val="32"/>
+      <w:szCs w:val="32"/>
     </w:rPr>
   </w:style>
   <w:style w:customStyle="1" w:styleId="Heading2Char" w:type="character">
